--- a/docs/design/entrada/DESIGN.docx
+++ b/docs/design/entrada/DESIGN.docx
@@ -4105,7 +4105,7 @@
         <w:t xml:space="preserve"> </w:t>
       </w:r>
       <w:r>
-        <w:t xml:space="preserve">(propuesta de U2a ya prevista por decisiones §I). Motivo: separa ingreso de éxito 15° en vez de 0° y forma con advertencia el par de acentos de la armonía. Aun así, lado a lado ingreso y éxito apenas se distinguen (ΔE ≈ 3), por eso ingreso vive en cifras con «+» y éxito solo en avisos con palomita (colorimetría §6.4).</w:t>
+        <w:t xml:space="preserve">(propuesta de U2a ya prevista por decisiones §I; ratificada por Axel en la puerta 2, Q2-81 A, K51). Motivo: separa ingreso de éxito 15° en vez de 0° y forma con advertencia el par de acentos de la armonía. Aun así, lado a lado ingreso y éxito apenas se distinguen (ΔE ≈ 3), por eso ingreso vive en cifras con «+» y éxito solo en avisos con palomita (colorimetría §6.4).</w:t>
       </w:r>
     </w:p>
     <w:p>
@@ -35777,7 +35777,7 @@
           <w:b/>
           <w:bCs/>
         </w:rPr>
-        <w:t xml:space="preserve">PROVISIONAL (bloqueo</w:t>
+        <w:t xml:space="preserve">FIRME (Q2-11 = B, K47; bloqueo</w:t>
       </w:r>
       <w:r>
         <w:rPr>
@@ -35799,13 +35799,20 @@
           <w:b/>
           <w:bCs/>
         </w:rPr>
-        <w:t xml:space="preserve">):</w:t>
-      </w:r>
-      <w:r>
-        <w:t xml:space="preserve"> </w:t>
-      </w:r>
-      <w:r>
-        <w:t xml:space="preserve">dónde se guardan hora, anticipación, día de la semana y día del mes, en</w:t>
+        <w:t xml:space="preserve"> </w:t>
+      </w:r>
+      <w:r>
+        <w:rPr>
+          <w:b/>
+          <w:bCs/>
+        </w:rPr>
+        <w:t xml:space="preserve">RESUELTO):</w:t>
+      </w:r>
+      <w:r>
+        <w:t xml:space="preserve"> </w:t>
+      </w:r>
+      <w:r>
+        <w:t xml:space="preserve">hora, anticipación, día de la semana y día del mes se guardan en claves de</w:t>
       </w:r>
       <w:r>
         <w:t xml:space="preserve"> </w:t>
@@ -35814,13 +35821,52 @@
         <w:rPr>
           <w:rStyle w:val="VerbatimChar"/>
         </w:rPr>
+        <w:t xml:space="preserve">app_setting</w:t>
+      </w:r>
+      <w:r>
+        <w:t xml:space="preserve"> </w:t>
+      </w:r>
+      <w:r>
+        <w:t xml:space="preserve">(</w:t>
+      </w:r>
+      <w:r>
+        <w:rPr>
+          <w:rStyle w:val="VerbatimChar"/>
+        </w:rPr>
+        <w:t xml:space="preserve">alerts.*</w:t>
+      </w:r>
+      <w:r>
+        <w:t xml:space="preserve"> </w:t>
+      </w:r>
+      <w:r>
+        <w:t xml:space="preserve">y</w:t>
+      </w:r>
+      <w:r>
+        <w:t xml:space="preserve"> </w:t>
+      </w:r>
+      <w:r>
+        <w:rPr>
+          <w:rStyle w:val="VerbatimChar"/>
+        </w:rPr>
+        <w:t xml:space="preserve">reports.*</w:t>
+      </w:r>
+      <w:r>
+        <w:t xml:space="preserve">, migración 00004), no en</w:t>
+      </w:r>
+      <w:r>
+        <w:t xml:space="preserve"> </w:t>
+      </w:r>
+      <w:r>
+        <w:rPr>
+          <w:rStyle w:val="VerbatimChar"/>
+        </w:rPr>
         <w:t xml:space="preserve">params_json</w:t>
       </w:r>
       <w:r>
         <w:t xml:space="preserve"> </w:t>
       </w:r>
       <w:r>
-        <w:t xml:space="preserve">de cada aviso (operación</w:t>
+        <w:t xml:space="preserve">de cada aviso; el componente es el mismo y guarda con la operación de settings. Qué manda entre las claves</w:t>
       </w:r>
       <w:r>
         <w:t xml:space="preserve"> </w:t>
@@ -35829,10 +35875,13 @@
         <w:rPr>
           <w:rStyle w:val="VerbatimChar"/>
         </w:rPr>
-        <w:t xml:space="preserve">updateNotification</w:t>
-      </w:r>
-      <w:r>
-        <w:t xml:space="preserve">) o en claves de</w:t>
+        <w:t xml:space="preserve">reports.*</w:t>
+      </w:r>
+      <w:r>
+        <w:t xml:space="preserve"> </w:t>
+      </w:r>
+      <w:r>
+        <w:t xml:space="preserve">y el</w:t>
       </w:r>
       <w:r>
         <w:t xml:space="preserve"> </w:t>
@@ -35841,13 +35890,25 @@
         <w:rPr>
           <w:rStyle w:val="VerbatimChar"/>
         </w:rPr>
-        <w:t xml:space="preserve">app_setting</w:t>
-      </w:r>
-      <w:r>
-        <w:t xml:space="preserve"> </w:t>
-      </w:r>
-      <w:r>
-        <w:t xml:space="preserve">(operación de settings); el componente es el mismo en las dos variantes y solo cambia la operación que guarda.</w:t>
+        <w:t xml:space="preserve">schedule</w:t>
+      </w:r>
+      <w:r>
+        <w:t xml:space="preserve"> </w:t>
+      </w:r>
+      <w:r>
+        <w:t xml:space="preserve">de la tarea del reporte sigue PROVISIONAL (bloqueo abierto</w:t>
+      </w:r>
+      <w:r>
+        <w:t xml:space="preserve"> </w:t>
+      </w:r>
+      <w:r>
+        <w:rPr>
+          <w:rStyle w:val="VerbatimChar"/>
+        </w:rPr>
+        <w:t xml:space="preserve">docs/estado/bloqueos/C1-hora-reportes-job.md</w:t>
+      </w:r>
+      <w:r>
+        <w:t xml:space="preserve">).</w:t>
       </w:r>
     </w:p>
     <w:tbl>
@@ -40087,7 +40148,7 @@
               <w:t xml:space="preserve"> </w:t>
             </w:r>
             <w:r>
-              <w:t xml:space="preserve">y las flechas solo actúan fuera de campos de texto (U1 §5.4); PROPUESTA: interruptor «Atajos de una tecla» en Apariencia para desactivarlos (§9.6)</w:t>
+              <w:t xml:space="preserve">y las flechas solo actúan fuera de campos de texto (U1 §5.4); interruptor «Atajos de una tecla» en Apariencia para desactivarlos (§9.6; ratificado en la puerta 2, Q2-82 A, K51)</w:t>
             </w:r>
           </w:p>
         </w:tc>
@@ -41106,7 +41167,7 @@
               <w:pStyle w:val="Compact"/>
             </w:pPr>
             <w:r>
-              <w:t xml:space="preserve">PROPUESTA de U2b-2 para WCAG 2.1.4: interruptor local en Apariencia, encendido por omisión; lo decide Axel en la puerta 2 y lo agregan U1 y U4</w:t>
+              <w:t xml:space="preserve">Para WCAG 2.1.4: interruptor local en Apariencia, encendido por omisión (ratificado por Axel en la puerta 2, Q2-82 A, K51); lo agregan U1 y U4</w:t>
             </w:r>
           </w:p>
         </w:tc>
@@ -68979,7 +69040,7 @@
         </w:numPr>
       </w:pPr>
       <w:r>
-        <w:t xml:space="preserve">Las constantes de interfaz (aviso breve 5 s de U1 G-07; «Guardado» 2 s en Ajustes; indicador de carga desde 400 ms; mensaje de lentitud a los 10 s de U1 §2.4) se tratan como diseño y no como parámetros operativos de K44; si Axel los quiere configurables, irían en Apariencia.</w:t>
+        <w:t xml:space="preserve">Las constantes de interfaz (aviso breve 5 s de U1 G-07; «Guardado» 2 s en Ajustes; indicador de carga desde 400 ms; mensaje de lentitud a los 10 s de U1 §2.4) son de diseño y no parámetros operativos de K44 (ratificado por Axel en la puerta 2, Q2-84 A, K51).</w:t>
       </w:r>
     </w:p>
     <w:p>
